--- a/novels/Mistakenly Dragged Survival/Chapter_3_Bellhaven_Clear.docx
+++ b/novels/Mistakenly Dragged Survival/Chapter_3_Bellhaven_Clear.docx
@@ -25,7 +25,7 @@
           <w:sz w:val="24"/>
           <w:szCs w:val="24"/>
         </w:rPr>
-        <w:t xml:space="preserve">"The Bellhaven runs on a two-cycle structure," he said. "Day phase and night phase. Day phase is relatively safe — the entity doesn't move during it, but it uses the phones to locate players. Night phase, it hunts actively." He paused. "We don't know how long the day phase lasts. Last time someone timed it, the estimate was eight to twelve hours, but the cycle isn't consistent."</w:t>
+        <w:t>"The Bellhaven runs on a two-cycle structure," he said. "Day phase and night phase. Day phase is relatively safe, the entity doesn't move during it, but it uses the phones to locate players. Night phase, it hunts actively." He paused. "We don't know how long the day phase lasts. Last time someone timed it, the estimate was eight to twelve hours, but the cycle isn't consistent."</w:t>
       </w:r>
     </w:p>
     <w:p>
@@ -77,33 +77,33 @@
           <w:sz w:val="24"/>
           <w:szCs w:val="24"/>
         </w:rPr>
-        <w:t xml:space="preserve">The man glanced at the woman behind him. She had turned back to watching the hallway. "We call it the Concierge. It looks like hotel staff — uniform, correct height, moves normally. The tell is the hands. Too many fingers, and they don't bend at the right joints."</w:t>
-      </w:r>
-    </w:p>
-    <w:p>
-      <w:pPr>
-        <w:spacing w:after="160"/>
-      </w:pPr>
-      <w:r>
-        <w:rPr>
-          <w:rFonts w:ascii="Arial" w:cs="Arial" w:eastAsia="Arial" w:hAnsi="Arial"/>
-          <w:sz w:val="24"/>
-          <w:szCs w:val="24"/>
-        </w:rPr>
-        <w:t xml:space="preserve">Jiang Wenxu wrote: entity — Concierge. Humanoid, hotel staff uniform. Distinguishing feature: hand structure, extra fingers, incorrect joint articulation. Active during night phase. Locates via phone during day phase. He looked up. "How does answering the phone help it locate you?"</w:t>
-      </w:r>
-    </w:p>
-    <w:p>
-      <w:pPr>
-        <w:spacing w:after="160"/>
-      </w:pPr>
-      <w:r>
-        <w:rPr>
-          <w:rFonts w:ascii="Arial" w:cs="Arial" w:eastAsia="Arial" w:hAnsi="Arial"/>
-          <w:sz w:val="24"/>
-          <w:szCs w:val="24"/>
-        </w:rPr>
-        <w:t xml:space="preserve">"We don't know exactly. The working theory is audio triangulation — it locks onto the sound of your voice. One of the prior attempts had a player answer twice and the Concierge was at their door within four minutes both times."</w:t>
+        <w:t>The man glanced at the woman behind him. She had turned back to watching the hallway. "We call it the Concierge. It looks like hotel staff, uniform, correct height, moves normally. The tell is the hands. Too many fingers, and they don't bend at the right joints."</w:t>
+      </w:r>
+    </w:p>
+    <w:p>
+      <w:pPr>
+        <w:spacing w:after="160"/>
+      </w:pPr>
+      <w:r>
+        <w:rPr>
+          <w:rFonts w:ascii="Arial" w:cs="Arial" w:eastAsia="Arial" w:hAnsi="Arial"/>
+          <w:sz w:val="24"/>
+          <w:szCs w:val="24"/>
+        </w:rPr>
+        <w:t>Jiang Wenxu wrote: entity, Concierge. Humanoid, hotel staff uniform. Distinguishing feature: hand structure, extra fingers, incorrect joint articulation. Active during night phase. Locates via phone during day phase. He looked up. "How does answering the phone help it locate you?"</w:t>
+      </w:r>
+    </w:p>
+    <w:p>
+      <w:pPr>
+        <w:spacing w:after="160"/>
+      </w:pPr>
+      <w:r>
+        <w:rPr>
+          <w:rFonts w:ascii="Arial" w:cs="Arial" w:eastAsia="Arial" w:hAnsi="Arial"/>
+          <w:sz w:val="24"/>
+          <w:szCs w:val="24"/>
+        </w:rPr>
+        <w:t>"We don't know exactly. The working theory is audio triangulation, it locks onto the sound of your voice. One of the prior attempts had a player answer twice and the Concierge was at their door within four minutes both times."</w:t>
       </w:r>
     </w:p>
     <w:p>
@@ -168,7 +168,7 @@
           <w:sz w:val="24"/>
           <w:szCs w:val="24"/>
         </w:rPr>
-        <w:t xml:space="preserve">The man's expression shifted slightly. "That's the part we don't have. Prior attempts didn't document it — no one made it far enough to find consistent data." He looked at the notebook. "You actually write everything down."</w:t>
+        <w:t>The man's expression shifted slightly. "That's the part we don't have. Prior attempts didn't document it, no one made it far enough to find consistent data." He looked at the notebook. "You actually write everything down."</w:t>
       </w:r>
     </w:p>
     <w:p>
@@ -272,7 +272,7 @@
           <w:sz w:val="24"/>
           <w:szCs w:val="24"/>
         </w:rPr>
-        <w:t xml:space="preserve">Luo Yiwen turned around then, briefly. She looked at him the same way Shen Guo had — the particular attention of someone deciding how much a new variable was worth. Then she turned back to the hallway.</w:t>
+        <w:t>Luo Yiwen turned around then, briefly. She looked at him the same way Shen Guo had, the particular attention of someone deciding how much a new variable was worth. Then she turned back to the hallway.</w:t>
       </w:r>
     </w:p>
     <w:p>
@@ -325,7 +325,7 @@
           <w:sz w:val="24"/>
           <w:szCs w:val="24"/>
         </w:rPr>
-        <w:t xml:space="preserve">The fourth player had arrived before either of them. His name was Park something — Shen Guo had gotten a partial introduction before the man had moved off down the hallway on his own and not responded to anything since. They had heard him go down the stairwell at the far end about twenty minutes ago and had not heard him come back up.</w:t>
+        <w:t>The fourth player had arrived before either of them. His name was Park something, Shen Guo had gotten a partial introduction before the man had moved off down the hallway on his own and not responded to anything since. They had heard him go down the stairwell at the far end about twenty minutes ago and had not heard him come back up.</w:t>
       </w:r>
     </w:p>
     <w:p>
@@ -377,7 +377,7 @@
           <w:sz w:val="24"/>
           <w:szCs w:val="24"/>
         </w:rPr>
-        <w:t xml:space="preserve">"Theoretically. It's harder. The instance scales — survival probability adjusts based on player count and coordination. Four players working together have better odds than four players working separately."</w:t>
+        <w:t>"Theoretically. It's harder. The instance scales, survival probability adjusts based on player count and coordination. Four players working together have better odds than four players working separately."</w:t>
       </w:r>
     </w:p>
     <w:p>
@@ -403,7 +403,7 @@
           <w:sz w:val="24"/>
           <w:szCs w:val="24"/>
         </w:rPr>
-        <w:t xml:space="preserve">"Second. The hotel has four floors above ground and a basement. We haven't mapped above three or below ground. The stairwell at the far end accesses all floors. There's a service corridor behind the rooms on the east side — we found it through 218, it runs the full length of the floor."</w:t>
+        <w:t>"Second. The hotel has four floors above ground and a basement. We haven't mapped above three or below ground. The stairwell at the far end accesses all floors. There's a service corridor behind the rooms on the east side, we found it through 218, it runs the full length of the floor."</w:t>
       </w:r>
     </w:p>
     <w:p>
@@ -429,20 +429,20 @@
           <w:sz w:val="24"/>
           <w:szCs w:val="24"/>
         </w:rPr>
-        <w:t xml:space="preserve">"All covered from the inside. Towels, curtains, whatever was available. We covered them when we arrived — the Concierge can see in from outside during the night phase."</w:t>
-      </w:r>
-    </w:p>
-    <w:p>
-      <w:pPr>
-        <w:spacing w:after="160"/>
-      </w:pPr>
-      <w:r>
-        <w:rPr>
-          <w:rFonts w:ascii="Arial" w:cs="Arial" w:eastAsia="Arial" w:hAnsi="Arial"/>
-          <w:sz w:val="24"/>
-          <w:szCs w:val="24"/>
-        </w:rPr>
-        <w:t xml:space="preserve">He added that to the notes. Covered mirrors, covered windows. Someone before them had started this — the towel over the mirror in 214 had been placed before he arrived. "Who covered the mirror in 214?"</w:t>
+        <w:t>"All covered from the inside. Towels, curtains, whatever was available. We covered them when we arrived, the Concierge can see in from outside during the night phase."</w:t>
+      </w:r>
+    </w:p>
+    <w:p>
+      <w:pPr>
+        <w:spacing w:after="160"/>
+      </w:pPr>
+      <w:r>
+        <w:rPr>
+          <w:rFonts w:ascii="Arial" w:cs="Arial" w:eastAsia="Arial" w:hAnsi="Arial"/>
+          <w:sz w:val="24"/>
+          <w:szCs w:val="24"/>
+        </w:rPr>
+        <w:t>He added that to the notes. Covered mirrors, covered windows. Someone before them had started this, the towel over the mirror in 214 had been placed before he arrived. "Who covered the mirror in 214?"</w:t>
       </w:r>
     </w:p>
     <w:p>
@@ -481,7 +481,7 @@
           <w:sz w:val="24"/>
           <w:szCs w:val="24"/>
         </w:rPr>
-        <w:t xml:space="preserve">He wrote: room 214 — mirror covered, note left — by prior player, not current group. Variable: how many prior players have passed through this instance and left data.</w:t>
+        <w:t>He wrote: room 214, mirror covered, note left, by prior player, not current group. Variable: how many prior players have passed through this instance and left data.</w:t>
       </w:r>
     </w:p>
     <w:p>
@@ -546,7 +546,7 @@
           <w:sz w:val="24"/>
           <w:szCs w:val="24"/>
         </w:rPr>
-        <w:t xml:space="preserve">He wrote: room 217 note — wrong floor — unverified interpretation, possible exit condition or phone-rule exception. He looked at what he had. "The exit condition — prior attempts didn't document it, but the notes suggest prior players were gathering data. Someone knew enough to warn about the phones. Someone else knew enough about floor conditions to flag the wrong floor."</w:t>
+        <w:t>He wrote: room 217 note, wrong floor, unverified interpretation, possible exit condition or phone-rule exception. He looked at what he had. "The exit condition, prior attempts didn't document it, but the notes suggest prior players were gathering data. Someone knew enough to warn about the phones. Someone else knew enough about floor conditions to flag the wrong floor."</w:t>
       </w:r>
     </w:p>
     <w:p>
@@ -585,7 +585,7 @@
           <w:sz w:val="24"/>
           <w:szCs w:val="24"/>
         </w:rPr>
-        <w:t xml:space="preserve">"214 through 222. That's this end of the second floor. There are rooms on the other end we haven't reached — the hallway has a bend past 222, we don't know how far it extends."</w:t>
+        <w:t>"214 through 222. That's this end of the second floor. There are rooms on the other end we haven't reached, the hallway has a bend past 222, we don't know how far it extends."</w:t>
       </w:r>
     </w:p>
     <w:p>
@@ -611,7 +611,7 @@
           <w:sz w:val="24"/>
           <w:szCs w:val="24"/>
         </w:rPr>
-        <w:t xml:space="preserve">"Unknown. The light through the exterior windows hasn't changed since we arrived, but that may not be a reliable indicator — the instance environment doesn't necessarily follow a real sun cycle."</w:t>
+        <w:t>"Unknown. The light through the exterior windows hasn't changed since we arrived, but that may not be a reliable indicator, the instance environment doesn't necessarily follow a real sun cycle."</w:t>
       </w:r>
     </w:p>
     <w:p>
@@ -768,7 +768,7 @@
           <w:sz w:val="24"/>
           <w:szCs w:val="24"/>
         </w:rPr>
-        <w:t xml:space="preserve">226: the door opened onto a room that smelled wrong — something old and damp underneath the standard hotel must. The bed had been slept in and not made. The pillow held the indentation of a head. The bedside phone was off the cradle, handset resting on the mattress.</w:t>
+        <w:t>226: the door opened onto a room that smelled wrong, something old and damp underneath the standard hotel must. The bed had been slept in and not made. The pillow held the indentation of a head. The bedside phone was off the cradle, handset resting on the mattress.</w:t>
       </w:r>
     </w:p>
     <w:p>
@@ -794,7 +794,7 @@
           <w:sz w:val="24"/>
           <w:szCs w:val="24"/>
         </w:rPr>
-        <w:t xml:space="preserve">The handset was off the cradle but the line was not active — no dial tone, no static. He could see that from where he stood, the cord hanging straight without tension. Someone had taken it off deliberately and placed it down gently.</w:t>
+        <w:t>The handset was off the cradle but the line was not active, no dial tone, no static. He could see that from where he stood, the cord hanging straight without tension. Someone had taken it off deliberately and placed it down gently.</w:t>
       </w:r>
     </w:p>
     <w:p>
@@ -911,20 +911,20 @@
           <w:sz w:val="24"/>
           <w:szCs w:val="24"/>
         </w:rPr>
-        <w:t xml:space="preserve">The room was occupied. The fourth player — Park — was sitting on the floor against the far wall, back to the radiator, knees up. He had his bag open beside him and he was doing something with a length of wire and a small electronic component that Jiang Wenxu did not immediately classify.</w:t>
-      </w:r>
-    </w:p>
-    <w:p>
-      <w:pPr>
-        <w:spacing w:after="160"/>
-      </w:pPr>
-      <w:r>
-        <w:rPr>
-          <w:rFonts w:ascii="Arial" w:cs="Arial" w:eastAsia="Arial" w:hAnsi="Arial"/>
-          <w:sz w:val="24"/>
-          <w:szCs w:val="24"/>
-        </w:rPr>
-        <w:t xml:space="preserve">Park looked up. He was younger than Jiang Wenxu had expected from the equipment — mid-twenties, maybe. His expression when he saw who was at the door was flat, not hostile, just the absence of welcome.</w:t>
+        <w:t>The room was occupied. The fourth player, Park, was sitting on the floor against the far wall, back to the radiator, knees up. He had his bag open beside him and he was doing something with a length of wire and a small electronic component that Jiang Wenxu did not immediately classify.</w:t>
+      </w:r>
+    </w:p>
+    <w:p>
+      <w:pPr>
+        <w:spacing w:after="160"/>
+      </w:pPr>
+      <w:r>
+        <w:rPr>
+          <w:rFonts w:ascii="Arial" w:cs="Arial" w:eastAsia="Arial" w:hAnsi="Arial"/>
+          <w:sz w:val="24"/>
+          <w:szCs w:val="24"/>
+        </w:rPr>
+        <w:t>Park looked up. He was younger than Jiang Wenxu had expected from the equipment, mid-twenties, maybe. His expression when he saw who was at the door was flat, not hostile, just the absence of welcome.</w:t>
       </w:r>
     </w:p>
     <w:p>
@@ -1067,7 +1067,7 @@
           <w:sz w:val="24"/>
           <w:szCs w:val="24"/>
         </w:rPr>
-        <w:t xml:space="preserve">Jiang Wenxu sat down against the wall beside the door. He wrote: player 4 — Park — building signal jammer for phone frequency, 20-minute estimate. Observer channel has flagged tag mismatch — information is public within the game. He looked at what he had accumulated across all the rooms and started cross-referencing.</w:t>
+        <w:t>Jiang Wenxu sat down against the wall beside the door. He wrote: player 4, Park, building signal jammer for phone frequency, 20-minute estimate. Observer channel has flagged tag mismatch, information is public within the game. He looked at what he had accumulated across all the rooms and started cross-referencing.</w:t>
       </w:r>
     </w:p>
     <w:p>
@@ -1132,20 +1132,20 @@
           <w:sz w:val="24"/>
           <w:szCs w:val="24"/>
         </w:rPr>
-        <w:t xml:space="preserve">'Wrong floor plus ground floor exit is either a contradiction or a sequence. If wrong floor means wrong floor for a specific purpose — not the exit, but something else — then both notes can be true. What else requires the correct floor?'</w:t>
-      </w:r>
-    </w:p>
-    <w:p>
-      <w:pPr>
-        <w:spacing w:after="160"/>
-      </w:pPr>
-      <w:r>
-        <w:rPr>
-          <w:rFonts w:ascii="Arial" w:cs="Arial" w:eastAsia="Arial" w:hAnsi="Arial"/>
-          <w:sz w:val="24"/>
-          <w:szCs w:val="24"/>
-        </w:rPr>
-        <w:t xml:space="preserve">He thought about the phone. The Concierge used the phones to locate players. Taking the handset off the cradle interrupted the ring but kept the line open. If answering from the wrong floor triggered something different than answering from the correct floor —</w:t>
+        <w:t>'Wrong floor plus ground floor exit is either a contradiction or a sequence. If wrong floor means wrong floor for a specific purpose, not the exit, but something else, then both notes can be true. What else requires the correct floor?'</w:t>
+      </w:r>
+    </w:p>
+    <w:p>
+      <w:pPr>
+        <w:spacing w:after="160"/>
+      </w:pPr>
+      <w:r>
+        <w:rPr>
+          <w:rFonts w:ascii="Arial" w:cs="Arial" w:eastAsia="Arial" w:hAnsi="Arial"/>
+          <w:sz w:val="24"/>
+          <w:szCs w:val="24"/>
+        </w:rPr>
+        <w:t xml:space="preserve">He thought about the phone. The Concierge used the phones to locate players. Taking the handset off the cradle interrupted the ring but kept the line open. If answering from the wrong floor triggered something different than answering from the correct floor, </w:t>
       </w:r>
     </w:p>
     <w:p>
@@ -1249,7 +1249,7 @@
           <w:sz w:val="24"/>
           <w:szCs w:val="24"/>
         </w:rPr>
-        <w:t xml:space="preserve">'The basement. Prior attempts went up. The notes document floors two through four. No notes from the basement. The lobby is on the ground floor, but the exit might not be in the lobby — the note says check the lobby, not exit from the lobby. The lobby might be a transition point.'</w:t>
+        <w:t>'The basement. Prior attempts went up. The notes document floors two through four. No notes from the basement. The lobby is on the ground floor, but the exit might not be in the lobby, the note says check the lobby, not exit from the lobby. The lobby might be a transition point.'</w:t>
       </w:r>
     </w:p>
     <w:p>
@@ -1419,20 +1419,20 @@
           <w:sz w:val="24"/>
           <w:szCs w:val="24"/>
         </w:rPr>
-        <w:t xml:space="preserve">The stairwell at the far end of the hallway went down. Ground floor, then a half-landing, then a door marked BASEMENT — STAFF ONLY in letters that had been repainted at least once, the older layer showing through at the edges. He pushed through it.</w:t>
-      </w:r>
-    </w:p>
-    <w:p>
-      <w:pPr>
-        <w:spacing w:after="160"/>
-      </w:pPr>
-      <w:r>
-        <w:rPr>
-          <w:rFonts w:ascii="Arial" w:cs="Arial" w:eastAsia="Arial" w:hAnsi="Arial"/>
-          <w:sz w:val="24"/>
-          <w:szCs w:val="24"/>
-        </w:rPr>
-        <w:t xml:space="preserve">The basement was one long room, low ceiling, exposed pipes, the kind of utility space that held a building's functional components without any concern for the people who serviced them. Boiler at the far end, inactive. Shelving along the left wall, mostly bare. Folding chairs stacked against the right, a few tables leaning. The smell was older than the floors above — dust and concrete and something metallic.</w:t>
+        <w:t>The stairwell at the far end of the hallway went down. Ground floor, then a half-landing, then a door marked BASEMENT, STAFF ONLY in letters that had been repainted at least once, the older layer showing through at the edges. He pushed through it.</w:t>
+      </w:r>
+    </w:p>
+    <w:p>
+      <w:pPr>
+        <w:spacing w:after="160"/>
+      </w:pPr>
+      <w:r>
+        <w:rPr>
+          <w:rFonts w:ascii="Arial" w:cs="Arial" w:eastAsia="Arial" w:hAnsi="Arial"/>
+          <w:sz w:val="24"/>
+          <w:szCs w:val="24"/>
+        </w:rPr>
+        <w:t>The basement was one long room, low ceiling, exposed pipes, the kind of utility space that held a building's functional components without any concern for the people who serviced them. Boiler at the far end, inactive. Shelving along the left wall, mostly bare. Folding chairs stacked against the right, a few tables leaning. The smell was older than the floors above, dust and concrete and something metallic.</w:t>
       </w:r>
     </w:p>
     <w:p>
@@ -1471,7 +1471,7 @@
           <w:sz w:val="24"/>
           <w:szCs w:val="24"/>
         </w:rPr>
-        <w:t xml:space="preserve">'One phone. Standalone, not in a guest room. No note here — no prior player made it this far or no prior player left data. Either way, this is new ground.'</w:t>
+        <w:t>'One phone. Standalone, not in a guest room. No note here, no prior player made it this far or no prior player left data. Either way, this is new ground.'</w:t>
       </w:r>
     </w:p>
     <w:p>
@@ -1510,20 +1510,20 @@
           <w:sz w:val="24"/>
           <w:szCs w:val="24"/>
         </w:rPr>
-        <w:t xml:space="preserve">The wrong floor note from 217 made sense now. Prior players had tried answering the phones on the upper floors. The Concierge had arrived in four minutes. Wrong floor — meaning this one was different. The basement phone was the mechanism, not the rooms above.</w:t>
-      </w:r>
-    </w:p>
-    <w:p>
-      <w:pPr>
-        <w:spacing w:after="160"/>
-      </w:pPr>
-      <w:r>
-        <w:rPr>
-          <w:rFonts w:ascii="Arial" w:cs="Arial" w:eastAsia="Arial" w:hAnsi="Arial"/>
-          <w:sz w:val="24"/>
-          <w:szCs w:val="24"/>
-        </w:rPr>
-        <w:t xml:space="preserve">'Hypothesis: answering this phone doesn't trigger the Concierge. It triggers the exit condition. The note from 229 said check the lobby — the lobby is on the ground floor, above me. If answering from here activates something in the lobby, I need to be in the lobby when I answer, not down here.'</w:t>
+        <w:t>The wrong floor note from 217 made sense now. Prior players had tried answering the phones on the upper floors. The Concierge had arrived in four minutes. Wrong floor, meaning this one was different. The basement phone was the mechanism, not the rooms above.</w:t>
+      </w:r>
+    </w:p>
+    <w:p>
+      <w:pPr>
+        <w:spacing w:after="160"/>
+      </w:pPr>
+      <w:r>
+        <w:rPr>
+          <w:rFonts w:ascii="Arial" w:cs="Arial" w:eastAsia="Arial" w:hAnsi="Arial"/>
+          <w:sz w:val="24"/>
+          <w:szCs w:val="24"/>
+        </w:rPr>
+        <w:t>'Hypothesis: answering this phone doesn't trigger the Concierge. It triggers the exit condition. The note from 229 said check the lobby, the lobby is on the ground floor, above me. If answering from here activates something in the lobby, I need to be in the lobby when I answer, not down here.'</w:t>
       </w:r>
     </w:p>
     <w:p>
@@ -1575,7 +1575,7 @@
           <w:sz w:val="24"/>
           <w:szCs w:val="24"/>
         </w:rPr>
-        <w:t xml:space="preserve">He wrote: basement phone — answer triggers lobby activation — hypothesis, unverified. Requires player in lobby at time of answer. Return to second floor, coordinate with Shen Guo and Luo Yiwen. Time remaining: approximately 12 minutes before scheduled check-in.</w:t>
+        <w:t>He wrote: basement phone, answer triggers lobby activation, hypothesis, unverified. Requires player in lobby at time of answer. Return to second floor, coordinate with Shen Guo and Luo Yiwen. Time remaining: approximately 12 minutes before scheduled check-in.</w:t>
       </w:r>
     </w:p>
     <w:p>
@@ -1693,7 +1693,7 @@
           <w:sz w:val="24"/>
           <w:szCs w:val="24"/>
         </w:rPr>
-        <w:t xml:space="preserve">Luo Yiwen looked at Shen Guo. Something passed between them that Jiang Wenxu did not have context for — three years of shared instances, probably, producing a shorthand he couldn't read.</w:t>
+        <w:t>Luo Yiwen looked at Shen Guo. Something passed between them that Jiang Wenxu did not have context for, three years of shared instances, probably, producing a shorthand he couldn't read.</w:t>
       </w:r>
     </w:p>
     <w:p>
@@ -1824,7 +1824,7 @@
           <w:sz w:val="24"/>
           <w:szCs w:val="24"/>
         </w:rPr>
-        <w:t xml:space="preserve">The logic was sound. The data supported it. What it could not account for was what the phone would do when answered — the sound on the other end, the mechanism of activation, whether there was something he needed to say or whether picking up was sufficient. Prior players had not documented this because prior players had not reached it.</w:t>
+        <w:t>The logic was sound. The data supported it. What it could not account for was what the phone would do when answered, the sound on the other end, the mechanism of activation, whether there was something he needed to say or whether picking up was sufficient. Prior players had not documented this because prior players had not reached it.</w:t>
       </w:r>
     </w:p>
     <w:p>
@@ -1876,7 +1876,7 @@
           <w:sz w:val="24"/>
           <w:szCs w:val="24"/>
         </w:rPr>
-        <w:t xml:space="preserve">One ring. Then a voice on the line — not a person, the cadence was wrong, too even, each syllable carrying the same weight. It said: "Room for one. Name at the desk."</w:t>
+        <w:t>One ring. Then a voice on the line, not a person, the cadence was wrong, too even, each syllable carrying the same weight. It said: "Room for one. Name at the desk."</w:t>
       </w:r>
     </w:p>
     <w:p>
@@ -1915,7 +1915,7 @@
           <w:sz w:val="24"/>
           <w:szCs w:val="24"/>
         </w:rPr>
-        <w:t xml:space="preserve">The ground floor lobby was a wide room that had probably been presentable once — dark wood paneling, a long reception desk along the far wall, a row of brass hooks for keys, most of them empty. Shen Guo was standing in the center of it when Jiang Wenxu came through the stairwell door, and he was looking at the reception desk.</w:t>
+        <w:t>The ground floor lobby was a wide room that had probably been presentable once, dark wood paneling, a long reception desk along the far wall, a row of brass hooks for keys, most of them empty. Shen Guo was standing in the center of it when Jiang Wenxu came through the stairwell door, and he was looking at the reception desk.</w:t>
       </w:r>
     </w:p>
     <w:p>
@@ -1967,20 +1967,20 @@
           <w:sz w:val="24"/>
           <w:szCs w:val="24"/>
         </w:rPr>
-        <w:t xml:space="preserve">Jiang Wenxu crossed to the desk and looked at the key without touching it. Standard hotel key, old style. The tag was new — the printing was clean, no dust on the surface, no discoloration at the edges.</w:t>
-      </w:r>
-    </w:p>
-    <w:p>
-      <w:pPr>
-        <w:spacing w:after="160"/>
-      </w:pPr>
-      <w:r>
-        <w:rPr>
-          <w:rFonts w:ascii="Arial" w:cs="Arial" w:eastAsia="Arial" w:hAnsi="Arial"/>
-          <w:sz w:val="24"/>
-          <w:szCs w:val="24"/>
-        </w:rPr>
-        <w:t xml:space="preserve">He looked at the key hooks to the left and right of it. Most were empty. Two held keys without tags. He wrote: lobby — exit key materialized on hook 3 upon basement phone activation. Two additional untagged keys present, position and function unknown.</w:t>
+        <w:t>Jiang Wenxu crossed to the desk and looked at the key without touching it. Standard hotel key, old style. The tag was new, the printing was clean, no dust on the surface, no discoloration at the edges.</w:t>
+      </w:r>
+    </w:p>
+    <w:p>
+      <w:pPr>
+        <w:spacing w:after="160"/>
+      </w:pPr>
+      <w:r>
+        <w:rPr>
+          <w:rFonts w:ascii="Arial" w:cs="Arial" w:eastAsia="Arial" w:hAnsi="Arial"/>
+          <w:sz w:val="24"/>
+          <w:szCs w:val="24"/>
+        </w:rPr>
+        <w:t>He looked at the key hooks to the left and right of it. Most were empty. Two held keys without tags. He wrote: lobby, exit key materialized on hook 3 upon basement phone activation. Two additional untagged keys present, position and function unknown.</w:t>
       </w:r>
     </w:p>
     <w:p>
@@ -2307,7 +2307,7 @@
           <w:sz w:val="24"/>
           <w:szCs w:val="24"/>
         </w:rPr>
-        <w:t xml:space="preserve">Street. Morning light, real this time — the quality of it different from inside the instance, warmer, the shadows falling at angles that matched the actual hour. He checked his phone. 9:02 AM.</w:t>
+        <w:t>Street. Morning light, real this time, the quality of it different from inside the instance, warmer, the shadows falling at angles that matched the actual hour. He checked his phone. 9:02 AM.</w:t>
       </w:r>
     </w:p>
     <w:p>
@@ -2333,7 +2333,7 @@
           <w:sz w:val="24"/>
           <w:szCs w:val="24"/>
         </w:rPr>
-        <w:t xml:space="preserve">Shen Guo was looking at the resolution note on his phone. The expression on his face was difficult to read — not the reassessment look from the hallway in 214, something more settled.</w:t>
+        <w:t>Shen Guo was looking at the resolution note on his phone. The expression on his face was difficult to read, not the reassessment look from the hallway in 214, something more settled.</w:t>
       </w:r>
     </w:p>
     <w:p>
@@ -2489,7 +2489,7 @@
           <w:sz w:val="24"/>
           <w:szCs w:val="24"/>
         </w:rPr>
-        <w:t xml:space="preserve">Shen Guo looked at Luo Yiwen. She had her arms folded and was watching a point somewhere past his shoulder. She said: "We'll send you a contact. Someone who does orientations for people who came in wrong. No guarantees she'll take you — she's selective — but given your record she probably will."</w:t>
+        <w:t>Shen Guo looked at Luo Yiwen. She had her arms folded and was watching a point somewhere past his shoulder. She said: "We'll send you a contact. Someone who does orientations for people who came in wrong. No guarantees she'll take you, she's selective, but given your record she probably will."</w:t>
       </w:r>
     </w:p>
     <w:p>
@@ -2528,20 +2528,20 @@
           <w:sz w:val="24"/>
           <w:szCs w:val="24"/>
         </w:rPr>
-        <w:t xml:space="preserve">He wrote: post-instance — Shen Guo and Luo Yiwen — offer of orientation contact — selective, information-based exchange. Factions and administrators flagged as active variables. Attention incoming due to anomalous record.</w:t>
-      </w:r>
-    </w:p>
-    <w:p>
-      <w:pPr>
-        <w:spacing w:after="160"/>
-      </w:pPr>
-      <w:r>
-        <w:rPr>
-          <w:rFonts w:ascii="Arial" w:cs="Arial" w:eastAsia="Arial" w:hAnsi="Arial"/>
-          <w:sz w:val="24"/>
-          <w:szCs w:val="24"/>
-        </w:rPr>
-        <w:t xml:space="preserve">Park had already separated from the group, walking toward the end of the block without looking back. Jiang Wenxu watched him go and made a note: Park — signal jammer approach — solo instinct, not hostile. Observer channel comment about unbearable aftermath — investigate observer channel access and what specifically was flagged.</w:t>
+        <w:t>He wrote: post-instance, Shen Guo and Luo Yiwen, offer of orientation contact, selective, information-based exchange. Factions and administrators flagged as active variables. Attention incoming due to anomalous record.</w:t>
+      </w:r>
+    </w:p>
+    <w:p>
+      <w:pPr>
+        <w:spacing w:after="160"/>
+      </w:pPr>
+      <w:r>
+        <w:rPr>
+          <w:rFonts w:ascii="Arial" w:cs="Arial" w:eastAsia="Arial" w:hAnsi="Arial"/>
+          <w:sz w:val="24"/>
+          <w:szCs w:val="24"/>
+        </w:rPr>
+        <w:t>Park had already separated from the group, walking toward the end of the block without looking back. Jiang Wenxu watched him go and made a note: Park, signal jammer approach, solo instinct, not hostile. Observer channel comment about unbearable aftermath, investigate observer channel access and what specifically was flagged.</w:t>
       </w:r>
     </w:p>
     <w:p>
@@ -2606,7 +2606,7 @@
           <w:sz w:val="24"/>
           <w:szCs w:val="24"/>
         </w:rPr>
-        <w:t xml:space="preserve">Jiang Wenxu wrote: Chen Wei's pull risk — complicated answer per Shen Guo — requires orientation context before resolution.</w:t>
+        <w:t>Jiang Wenxu wrote: Chen Wei's pull risk, complicated answer per Shen Guo, requires orientation context before resolution.</w:t>
       </w:r>
     </w:p>
     <w:p>
